--- a/LAB 4/LAB4_1150070051_NguyenTranTuongVy.docx
+++ b/LAB 4/LAB4_1150070051_NguyenTranTuongVy.docx
@@ -169,12 +169,6 @@
         </w:numPr>
         <w:ind w:leftChars="0"/>
         <w:jc w:val="center"/>
-        <w:rPr>
-          <w:rFonts w:hint="default"/>
-          <w:b/>
-          <w:bCs/>
-          <w:lang w:val="en-US"/>
-        </w:rPr>
       </w:pPr>
       <w:r>
         <w:drawing>
@@ -204,6 +198,1278 @@
                     <a:xfrm>
                       <a:off x="0" y="0"/>
                       <a:ext cx="4500880" cy="3959860"/>
+                    </a:xfrm>
+                    <a:prstGeom prst="rect">
+                      <a:avLst/>
+                    </a:prstGeom>
+                    <a:noFill/>
+                    <a:ln>
+                      <a:noFill/>
+                    </a:ln>
+                  </pic:spPr>
+                </pic:pic>
+              </a:graphicData>
+            </a:graphic>
+          </wp:inline>
+        </w:drawing>
+      </w:r>
+    </w:p>
+    <w:p>
+      <w:r>
+        <w:br w:type="page"/>
+      </w:r>
+    </w:p>
+    <w:p>
+      <w:pPr>
+        <w:numPr>
+          <w:ilvl w:val="0"/>
+          <w:numId w:val="1"/>
+        </w:numPr>
+        <w:ind w:left="0" w:leftChars="0" w:firstLine="0" w:firstLineChars="0"/>
+        <w:jc w:val="left"/>
+        <w:rPr>
+          <w:rFonts w:hint="default"/>
+          <w:b/>
+          <w:bCs/>
+          <w:lang w:val="en-US"/>
+        </w:rPr>
+      </w:pPr>
+      <w:r>
+        <w:rPr>
+          <w:rFonts w:hint="default"/>
+          <w:b/>
+          <w:bCs/>
+          <w:lang w:val="en-US"/>
+        </w:rPr>
+        <w:t>Host Discovery:</w:t>
+      </w:r>
+    </w:p>
+    <w:p>
+      <w:pPr>
+        <w:numPr>
+          <w:numId w:val="0"/>
+        </w:numPr>
+        <w:ind w:leftChars="0"/>
+        <w:jc w:val="center"/>
+      </w:pPr>
+      <w:r>
+        <w:drawing>
+          <wp:inline distT="0" distB="0" distL="114300" distR="114300">
+            <wp:extent cx="5440680" cy="5676900"/>
+            <wp:effectExtent l="0" t="0" r="0" b="7620"/>
+            <wp:docPr id="3" name="Picture 3"/>
+            <wp:cNvGraphicFramePr>
+              <a:graphicFrameLocks xmlns:a="http://schemas.openxmlformats.org/drawingml/2006/main" noChangeAspect="1"/>
+            </wp:cNvGraphicFramePr>
+            <a:graphic xmlns:a="http://schemas.openxmlformats.org/drawingml/2006/main">
+              <a:graphicData uri="http://schemas.openxmlformats.org/drawingml/2006/picture">
+                <pic:pic xmlns:pic="http://schemas.openxmlformats.org/drawingml/2006/picture">
+                  <pic:nvPicPr>
+                    <pic:cNvPr id="3" name="Picture 3"/>
+                    <pic:cNvPicPr>
+                      <a:picLocks noChangeAspect="1"/>
+                    </pic:cNvPicPr>
+                  </pic:nvPicPr>
+                  <pic:blipFill>
+                    <a:blip r:embed="rId6"/>
+                    <a:stretch>
+                      <a:fillRect/>
+                    </a:stretch>
+                  </pic:blipFill>
+                  <pic:spPr>
+                    <a:xfrm>
+                      <a:off x="0" y="0"/>
+                      <a:ext cx="5440680" cy="5676900"/>
+                    </a:xfrm>
+                    <a:prstGeom prst="rect">
+                      <a:avLst/>
+                    </a:prstGeom>
+                    <a:noFill/>
+                    <a:ln>
+                      <a:noFill/>
+                    </a:ln>
+                  </pic:spPr>
+                </pic:pic>
+              </a:graphicData>
+            </a:graphic>
+          </wp:inline>
+        </w:drawing>
+      </w:r>
+    </w:p>
+    <w:p>
+      <w:pPr>
+        <w:numPr>
+          <w:numId w:val="0"/>
+        </w:numPr>
+        <w:ind w:leftChars="0"/>
+        <w:jc w:val="both"/>
+        <w:rPr>
+          <w:rFonts w:hint="default"/>
+          <w:lang w:val="en-US"/>
+        </w:rPr>
+      </w:pPr>
+      <w:r>
+        <w:rPr>
+          <w:rFonts w:hint="default"/>
+          <w:lang w:val="en-US"/>
+        </w:rPr>
+        <w:t>Nmap phát hiện 4 host đang hoạt động trong mạng 192.168.127.0/24, gồm 192.168.127.1, 192.168.127.100, 192.168.127.101 và 192.168.127.102.</w:t>
+      </w:r>
+    </w:p>
+    <w:p>
+      <w:pPr>
+        <w:numPr>
+          <w:numId w:val="0"/>
+        </w:numPr>
+        <w:ind w:leftChars="0"/>
+        <w:jc w:val="both"/>
+        <w:rPr>
+          <w:rFonts w:hint="default"/>
+          <w:b/>
+          <w:bCs/>
+          <w:lang w:val="en-US"/>
+        </w:rPr>
+      </w:pPr>
+      <w:r>
+        <w:rPr>
+          <w:rFonts w:hint="default"/>
+          <w:b/>
+          <w:bCs/>
+          <w:lang w:val="en-US"/>
+        </w:rPr>
+        <w:t>Nhận xét:</w:t>
+      </w:r>
+    </w:p>
+    <w:p>
+      <w:pPr>
+        <w:numPr>
+          <w:numId w:val="0"/>
+        </w:numPr>
+        <w:ind w:leftChars="0"/>
+        <w:jc w:val="both"/>
+        <w:rPr>
+          <w:rFonts w:hint="default"/>
+          <w:lang w:val="en-US"/>
+        </w:rPr>
+      </w:pPr>
+      <w:r>
+        <w:rPr>
+          <w:rFonts w:hint="default"/>
+          <w:lang w:val="en-US"/>
+        </w:rPr>
+        <w:t>Trong đó 192.168.127.101 là máy Kali thực hiện quét và 192.168.127.102 là máy Metasploitable 2. Kết quả phù hợp với mô hình mạng Host-Only đã cấu hình.</w:t>
+      </w:r>
+    </w:p>
+    <w:p>
+      <w:pPr>
+        <w:rPr>
+          <w:rFonts w:hint="default"/>
+          <w:lang w:val="en-US"/>
+        </w:rPr>
+      </w:pPr>
+      <w:r>
+        <w:rPr>
+          <w:rFonts w:hint="default"/>
+          <w:lang w:val="en-US"/>
+        </w:rPr>
+        <w:br w:type="page"/>
+      </w:r>
+    </w:p>
+    <w:p>
+      <w:pPr>
+        <w:numPr>
+          <w:ilvl w:val="0"/>
+          <w:numId w:val="1"/>
+        </w:numPr>
+        <w:ind w:left="0" w:leftChars="0" w:firstLine="0" w:firstLineChars="0"/>
+        <w:jc w:val="both"/>
+        <w:rPr>
+          <w:rFonts w:hint="default"/>
+          <w:b/>
+          <w:bCs/>
+          <w:lang w:val="en-US"/>
+        </w:rPr>
+      </w:pPr>
+      <w:r>
+        <w:rPr>
+          <w:rFonts w:hint="default"/>
+          <w:b/>
+          <w:bCs/>
+          <w:lang w:val="en-US"/>
+        </w:rPr>
+        <w:t>TCP Connect Scan</w:t>
+      </w:r>
+    </w:p>
+    <w:p>
+      <w:pPr>
+        <w:numPr>
+          <w:numId w:val="0"/>
+        </w:numPr>
+        <w:ind w:leftChars="0"/>
+        <w:jc w:val="center"/>
+      </w:pPr>
+      <w:r>
+        <w:drawing>
+          <wp:inline distT="0" distB="0" distL="114300" distR="114300">
+            <wp:extent cx="5295900" cy="4785360"/>
+            <wp:effectExtent l="0" t="0" r="7620" b="0"/>
+            <wp:docPr id="4" name="Picture 4"/>
+            <wp:cNvGraphicFramePr>
+              <a:graphicFrameLocks xmlns:a="http://schemas.openxmlformats.org/drawingml/2006/main" noChangeAspect="1"/>
+            </wp:cNvGraphicFramePr>
+            <a:graphic xmlns:a="http://schemas.openxmlformats.org/drawingml/2006/main">
+              <a:graphicData uri="http://schemas.openxmlformats.org/drawingml/2006/picture">
+                <pic:pic xmlns:pic="http://schemas.openxmlformats.org/drawingml/2006/picture">
+                  <pic:nvPicPr>
+                    <pic:cNvPr id="4" name="Picture 4"/>
+                    <pic:cNvPicPr>
+                      <a:picLocks noChangeAspect="1"/>
+                    </pic:cNvPicPr>
+                  </pic:nvPicPr>
+                  <pic:blipFill>
+                    <a:blip r:embed="rId7"/>
+                    <a:stretch>
+                      <a:fillRect/>
+                    </a:stretch>
+                  </pic:blipFill>
+                  <pic:spPr>
+                    <a:xfrm>
+                      <a:off x="0" y="0"/>
+                      <a:ext cx="5295900" cy="4785360"/>
+                    </a:xfrm>
+                    <a:prstGeom prst="rect">
+                      <a:avLst/>
+                    </a:prstGeom>
+                    <a:noFill/>
+                    <a:ln>
+                      <a:noFill/>
+                    </a:ln>
+                  </pic:spPr>
+                </pic:pic>
+              </a:graphicData>
+            </a:graphic>
+          </wp:inline>
+        </w:drawing>
+      </w:r>
+    </w:p>
+    <w:p>
+      <w:pPr>
+        <w:numPr>
+          <w:numId w:val="0"/>
+        </w:numPr>
+        <w:ind w:leftChars="0"/>
+        <w:jc w:val="left"/>
+        <w:rPr>
+          <w:rFonts w:hint="default"/>
+          <w:b/>
+          <w:bCs/>
+          <w:lang w:val="en-US"/>
+        </w:rPr>
+      </w:pPr>
+      <w:r>
+        <w:rPr>
+          <w:rFonts w:hint="default"/>
+          <w:b/>
+          <w:bCs/>
+          <w:lang w:val="en-US"/>
+        </w:rPr>
+        <w:t>Nhận xét:</w:t>
+      </w:r>
+    </w:p>
+    <w:p>
+      <w:pPr>
+        <w:numPr>
+          <w:numId w:val="0"/>
+        </w:numPr>
+        <w:ind w:leftChars="0"/>
+        <w:jc w:val="left"/>
+        <w:rPr>
+          <w:rFonts w:hint="default"/>
+          <w:lang w:val="en-US"/>
+        </w:rPr>
+      </w:pPr>
+      <w:r>
+        <w:rPr>
+          <w:rFonts w:hint="default"/>
+          <w:lang w:val="en-US"/>
+        </w:rPr>
+        <w:t>Máy Metasploitable 2 có nhiều cổng TCP đang mở, cho thấy bề mặt dịch vụ của máy tương đối rộng.</w:t>
+      </w:r>
+    </w:p>
+    <w:p>
+      <w:pPr>
+        <w:numPr>
+          <w:numId w:val="0"/>
+        </w:numPr>
+        <w:ind w:leftChars="0"/>
+        <w:jc w:val="left"/>
+        <w:rPr>
+          <w:rFonts w:hint="default"/>
+          <w:lang w:val="en-US"/>
+        </w:rPr>
+      </w:pPr>
+      <w:r>
+        <w:rPr>
+          <w:rFonts w:hint="default"/>
+          <w:lang w:val="en-US"/>
+        </w:rPr>
+        <w:t>Theo lab, bước TCP Scan yêu cầu thực hiện TCP Connect và ghi nhận các cổng/trạng thái/dịch vụ phát hiện được.</w:t>
+      </w:r>
+    </w:p>
+    <w:p>
+      <w:pPr>
+        <w:numPr>
+          <w:ilvl w:val="0"/>
+          <w:numId w:val="1"/>
+        </w:numPr>
+        <w:ind w:left="0" w:leftChars="0" w:firstLine="0" w:firstLineChars="0"/>
+        <w:jc w:val="left"/>
+        <w:rPr>
+          <w:rFonts w:hint="default"/>
+          <w:b/>
+          <w:bCs/>
+          <w:lang w:val="en-US"/>
+        </w:rPr>
+      </w:pPr>
+      <w:r>
+        <w:rPr>
+          <w:rFonts w:hint="default"/>
+          <w:b/>
+          <w:bCs/>
+          <w:lang w:val="en-US"/>
+        </w:rPr>
+        <w:t>SYN Scan</w:t>
+      </w:r>
+    </w:p>
+    <w:p>
+      <w:pPr>
+        <w:numPr>
+          <w:numId w:val="0"/>
+        </w:numPr>
+        <w:ind w:leftChars="0"/>
+        <w:jc w:val="center"/>
+      </w:pPr>
+      <w:r>
+        <w:drawing>
+          <wp:inline distT="0" distB="0" distL="114300" distR="114300">
+            <wp:extent cx="5334000" cy="7071360"/>
+            <wp:effectExtent l="0" t="0" r="0" b="0"/>
+            <wp:docPr id="5" name="Picture 5"/>
+            <wp:cNvGraphicFramePr>
+              <a:graphicFrameLocks xmlns:a="http://schemas.openxmlformats.org/drawingml/2006/main" noChangeAspect="1"/>
+            </wp:cNvGraphicFramePr>
+            <a:graphic xmlns:a="http://schemas.openxmlformats.org/drawingml/2006/main">
+              <a:graphicData uri="http://schemas.openxmlformats.org/drawingml/2006/picture">
+                <pic:pic xmlns:pic="http://schemas.openxmlformats.org/drawingml/2006/picture">
+                  <pic:nvPicPr>
+                    <pic:cNvPr id="5" name="Picture 5"/>
+                    <pic:cNvPicPr>
+                      <a:picLocks noChangeAspect="1"/>
+                    </pic:cNvPicPr>
+                  </pic:nvPicPr>
+                  <pic:blipFill>
+                    <a:blip r:embed="rId8"/>
+                    <a:stretch>
+                      <a:fillRect/>
+                    </a:stretch>
+                  </pic:blipFill>
+                  <pic:spPr>
+                    <a:xfrm>
+                      <a:off x="0" y="0"/>
+                      <a:ext cx="5334000" cy="7071360"/>
+                    </a:xfrm>
+                    <a:prstGeom prst="rect">
+                      <a:avLst/>
+                    </a:prstGeom>
+                    <a:noFill/>
+                    <a:ln>
+                      <a:noFill/>
+                    </a:ln>
+                  </pic:spPr>
+                </pic:pic>
+              </a:graphicData>
+            </a:graphic>
+          </wp:inline>
+        </w:drawing>
+      </w:r>
+    </w:p>
+    <w:p>
+      <w:pPr>
+        <w:numPr>
+          <w:numId w:val="0"/>
+        </w:numPr>
+        <w:ind w:leftChars="0"/>
+        <w:jc w:val="left"/>
+        <w:rPr>
+          <w:rFonts w:hint="default"/>
+          <w:b/>
+          <w:bCs/>
+          <w:lang w:val="en-US"/>
+        </w:rPr>
+      </w:pPr>
+      <w:r>
+        <w:rPr>
+          <w:rFonts w:hint="default"/>
+          <w:b/>
+          <w:bCs/>
+          <w:lang w:val="en-US"/>
+        </w:rPr>
+        <w:t>Kết quả:</w:t>
+      </w:r>
+    </w:p>
+    <w:p>
+      <w:pPr>
+        <w:numPr>
+          <w:numId w:val="0"/>
+        </w:numPr>
+        <w:ind w:leftChars="0"/>
+        <w:jc w:val="left"/>
+        <w:rPr>
+          <w:rFonts w:hint="default"/>
+          <w:lang w:val="en-US"/>
+        </w:rPr>
+      </w:pPr>
+      <w:r>
+        <w:rPr>
+          <w:rFonts w:hint="default"/>
+          <w:lang w:val="en-US"/>
+        </w:rPr>
+        <w:t>SYN Scan phát hiện cùng 23 cổng TCP đang mở như TCP Connect Scan.</w:t>
+      </w:r>
+    </w:p>
+    <w:p>
+      <w:pPr>
+        <w:numPr>
+          <w:numId w:val="0"/>
+        </w:numPr>
+        <w:ind w:leftChars="0"/>
+        <w:jc w:val="left"/>
+        <w:rPr>
+          <w:rFonts w:hint="default"/>
+          <w:b/>
+          <w:bCs/>
+          <w:lang w:val="en-US"/>
+        </w:rPr>
+      </w:pPr>
+      <w:r>
+        <w:rPr>
+          <w:rFonts w:hint="default"/>
+          <w:b/>
+          <w:bCs/>
+          <w:lang w:val="en-US"/>
+        </w:rPr>
+        <w:t>Nhận xét:</w:t>
+      </w:r>
+    </w:p>
+    <w:p>
+      <w:pPr>
+        <w:numPr>
+          <w:numId w:val="0"/>
+        </w:numPr>
+        <w:ind w:leftChars="0"/>
+        <w:jc w:val="both"/>
+        <w:rPr>
+          <w:rFonts w:hint="default"/>
+          <w:lang w:val="en-US"/>
+        </w:rPr>
+      </w:pPr>
+      <w:r>
+        <w:rPr>
+          <w:rFonts w:hint="default"/>
+          <w:lang w:val="en-US"/>
+        </w:rPr>
+        <w:t>Hai phương pháp cho kết quả về các cổng mở giống nhau trong lần quét này. Điểm khác biệt thể hiện ở cách Nmap thực hiện quá trình kiểm tra kết nối TCP.</w:t>
+      </w:r>
+    </w:p>
+    <w:p>
+      <w:pPr>
+        <w:rPr>
+          <w:rFonts w:hint="default"/>
+          <w:lang w:val="en-US"/>
+        </w:rPr>
+      </w:pPr>
+      <w:r>
+        <w:rPr>
+          <w:rFonts w:hint="default"/>
+          <w:lang w:val="en-US"/>
+        </w:rPr>
+        <w:br w:type="page"/>
+      </w:r>
+    </w:p>
+    <w:p>
+      <w:pPr>
+        <w:numPr>
+          <w:ilvl w:val="0"/>
+          <w:numId w:val="1"/>
+        </w:numPr>
+        <w:ind w:left="0" w:leftChars="0" w:firstLine="0" w:firstLineChars="0"/>
+        <w:jc w:val="left"/>
+        <w:rPr>
+          <w:rFonts w:hint="default"/>
+          <w:b/>
+          <w:bCs/>
+          <w:lang w:val="en-US"/>
+        </w:rPr>
+      </w:pPr>
+      <w:r>
+        <w:rPr>
+          <w:rFonts w:hint="default"/>
+          <w:b/>
+          <w:bCs/>
+          <w:lang w:val="en-US"/>
+        </w:rPr>
+        <w:t>FIN / Xmas / NULL / ACK Scan.</w:t>
+      </w:r>
+    </w:p>
+    <w:p>
+      <w:pPr>
+        <w:numPr>
+          <w:numId w:val="0"/>
+        </w:numPr>
+        <w:ind w:leftChars="0"/>
+        <w:jc w:val="left"/>
+        <w:rPr>
+          <w:rFonts w:hint="default"/>
+          <w:b/>
+          <w:bCs/>
+          <w:lang w:val="en-US"/>
+        </w:rPr>
+      </w:pPr>
+      <w:r>
+        <w:rPr>
+          <w:rFonts w:hint="default"/>
+          <w:b/>
+          <w:bCs/>
+          <w:lang w:val="en-US"/>
+        </w:rPr>
+        <w:t>FIN</w:t>
+      </w:r>
+    </w:p>
+    <w:p>
+      <w:pPr>
+        <w:numPr>
+          <w:numId w:val="0"/>
+        </w:numPr>
+        <w:ind w:leftChars="0"/>
+        <w:jc w:val="center"/>
+      </w:pPr>
+      <w:r>
+        <w:drawing>
+          <wp:inline distT="0" distB="0" distL="114300" distR="114300">
+            <wp:extent cx="5722620" cy="5692775"/>
+            <wp:effectExtent l="0" t="0" r="7620" b="6985"/>
+            <wp:docPr id="6" name="Picture 6"/>
+            <wp:cNvGraphicFramePr>
+              <a:graphicFrameLocks xmlns:a="http://schemas.openxmlformats.org/drawingml/2006/main" noChangeAspect="1"/>
+            </wp:cNvGraphicFramePr>
+            <a:graphic xmlns:a="http://schemas.openxmlformats.org/drawingml/2006/main">
+              <a:graphicData uri="http://schemas.openxmlformats.org/drawingml/2006/picture">
+                <pic:pic xmlns:pic="http://schemas.openxmlformats.org/drawingml/2006/picture">
+                  <pic:nvPicPr>
+                    <pic:cNvPr id="6" name="Picture 6"/>
+                    <pic:cNvPicPr>
+                      <a:picLocks noChangeAspect="1"/>
+                    </pic:cNvPicPr>
+                  </pic:nvPicPr>
+                  <pic:blipFill>
+                    <a:blip r:embed="rId9"/>
+                    <a:stretch>
+                      <a:fillRect/>
+                    </a:stretch>
+                  </pic:blipFill>
+                  <pic:spPr>
+                    <a:xfrm>
+                      <a:off x="0" y="0"/>
+                      <a:ext cx="5722620" cy="5692775"/>
+                    </a:xfrm>
+                    <a:prstGeom prst="rect">
+                      <a:avLst/>
+                    </a:prstGeom>
+                    <a:noFill/>
+                    <a:ln>
+                      <a:noFill/>
+                    </a:ln>
+                  </pic:spPr>
+                </pic:pic>
+              </a:graphicData>
+            </a:graphic>
+          </wp:inline>
+        </w:drawing>
+      </w:r>
+    </w:p>
+    <w:p>
+      <w:pPr>
+        <w:numPr>
+          <w:numId w:val="0"/>
+        </w:numPr>
+        <w:ind w:leftChars="0"/>
+        <w:jc w:val="both"/>
+        <w:rPr>
+          <w:rFonts w:hint="default"/>
+          <w:b/>
+          <w:bCs/>
+          <w:lang w:val="en-US"/>
+        </w:rPr>
+      </w:pPr>
+      <w:r>
+        <w:rPr>
+          <w:rFonts w:hint="default"/>
+          <w:b/>
+          <w:bCs/>
+          <w:lang w:val="en-US"/>
+        </w:rPr>
+        <w:t>Kết quả:</w:t>
+      </w:r>
+    </w:p>
+    <w:p>
+      <w:pPr>
+        <w:numPr>
+          <w:numId w:val="0"/>
+        </w:numPr>
+        <w:ind w:leftChars="0"/>
+        <w:jc w:val="both"/>
+        <w:rPr>
+          <w:rFonts w:hint="default"/>
+          <w:lang w:val="en-US"/>
+        </w:rPr>
+      </w:pPr>
+      <w:r>
+        <w:rPr>
+          <w:rFonts w:hint="default"/>
+          <w:lang w:val="en-US"/>
+        </w:rPr>
+        <w:t>Các cổng TCP được phát hiện ở trạng thái open|filtered.</w:t>
+      </w:r>
+    </w:p>
+    <w:p>
+      <w:pPr>
+        <w:numPr>
+          <w:numId w:val="0"/>
+        </w:numPr>
+        <w:ind w:leftChars="0"/>
+        <w:jc w:val="both"/>
+        <w:rPr>
+          <w:rFonts w:hint="default"/>
+          <w:b/>
+          <w:bCs/>
+          <w:lang w:val="en-US"/>
+        </w:rPr>
+      </w:pPr>
+      <w:r>
+        <w:rPr>
+          <w:rFonts w:hint="default"/>
+          <w:b/>
+          <w:bCs/>
+          <w:lang w:val="en-US"/>
+        </w:rPr>
+        <w:t>Nhận xét:</w:t>
+      </w:r>
+    </w:p>
+    <w:p>
+      <w:pPr>
+        <w:numPr>
+          <w:numId w:val="0"/>
+        </w:numPr>
+        <w:ind w:leftChars="0"/>
+        <w:jc w:val="both"/>
+        <w:rPr>
+          <w:rFonts w:hint="default"/>
+          <w:lang w:val="en-US"/>
+        </w:rPr>
+      </w:pPr>
+      <w:r>
+        <w:rPr>
+          <w:rFonts w:hint="default"/>
+          <w:lang w:val="en-US"/>
+        </w:rPr>
+        <w:t>FIN Scan không xác định chắc chắn các cổng này là mở hay bị lọc, nên Nmap hiển thị trạng thái open|filtered.</w:t>
+      </w:r>
+    </w:p>
+    <w:p>
+      <w:pPr>
+        <w:rPr>
+          <w:rFonts w:hint="default"/>
+          <w:lang w:val="en-US"/>
+        </w:rPr>
+      </w:pPr>
+      <w:r>
+        <w:rPr>
+          <w:rFonts w:hint="default"/>
+          <w:lang w:val="en-US"/>
+        </w:rPr>
+        <w:br w:type="page"/>
+      </w:r>
+    </w:p>
+    <w:p>
+      <w:pPr>
+        <w:numPr>
+          <w:numId w:val="0"/>
+        </w:numPr>
+        <w:ind w:leftChars="0"/>
+        <w:jc w:val="both"/>
+        <w:rPr>
+          <w:rFonts w:hint="default"/>
+          <w:b/>
+          <w:bCs/>
+          <w:lang w:val="en-US"/>
+        </w:rPr>
+      </w:pPr>
+      <w:r>
+        <w:rPr>
+          <w:rFonts w:hint="default"/>
+          <w:b/>
+          <w:bCs/>
+          <w:lang w:val="en-US"/>
+        </w:rPr>
+        <w:t>XMAS</w:t>
+      </w:r>
+    </w:p>
+    <w:p>
+      <w:pPr>
+        <w:numPr>
+          <w:numId w:val="0"/>
+        </w:numPr>
+        <w:ind w:leftChars="0"/>
+        <w:jc w:val="center"/>
+      </w:pPr>
+      <w:r>
+        <w:drawing>
+          <wp:inline distT="0" distB="0" distL="114300" distR="114300">
+            <wp:extent cx="5720715" cy="5577205"/>
+            <wp:effectExtent l="0" t="0" r="9525" b="635"/>
+            <wp:docPr id="7" name="Picture 7"/>
+            <wp:cNvGraphicFramePr>
+              <a:graphicFrameLocks xmlns:a="http://schemas.openxmlformats.org/drawingml/2006/main" noChangeAspect="1"/>
+            </wp:cNvGraphicFramePr>
+            <a:graphic xmlns:a="http://schemas.openxmlformats.org/drawingml/2006/main">
+              <a:graphicData uri="http://schemas.openxmlformats.org/drawingml/2006/picture">
+                <pic:pic xmlns:pic="http://schemas.openxmlformats.org/drawingml/2006/picture">
+                  <pic:nvPicPr>
+                    <pic:cNvPr id="7" name="Picture 7"/>
+                    <pic:cNvPicPr>
+                      <a:picLocks noChangeAspect="1"/>
+                    </pic:cNvPicPr>
+                  </pic:nvPicPr>
+                  <pic:blipFill>
+                    <a:blip r:embed="rId10"/>
+                    <a:stretch>
+                      <a:fillRect/>
+                    </a:stretch>
+                  </pic:blipFill>
+                  <pic:spPr>
+                    <a:xfrm>
+                      <a:off x="0" y="0"/>
+                      <a:ext cx="5720715" cy="5577205"/>
+                    </a:xfrm>
+                    <a:prstGeom prst="rect">
+                      <a:avLst/>
+                    </a:prstGeom>
+                    <a:noFill/>
+                    <a:ln>
+                      <a:noFill/>
+                    </a:ln>
+                  </pic:spPr>
+                </pic:pic>
+              </a:graphicData>
+            </a:graphic>
+          </wp:inline>
+        </w:drawing>
+      </w:r>
+    </w:p>
+    <w:p>
+      <w:pPr>
+        <w:numPr>
+          <w:numId w:val="0"/>
+        </w:numPr>
+        <w:ind w:leftChars="0"/>
+        <w:jc w:val="left"/>
+        <w:rPr>
+          <w:rFonts w:hint="default"/>
+          <w:b/>
+          <w:bCs/>
+          <w:lang w:val="en-US"/>
+        </w:rPr>
+      </w:pPr>
+      <w:r>
+        <w:rPr>
+          <w:rFonts w:hint="default"/>
+          <w:b/>
+          <w:bCs/>
+          <w:lang w:val="en-US"/>
+        </w:rPr>
+        <w:t>NULL</w:t>
+      </w:r>
+    </w:p>
+    <w:p>
+      <w:pPr>
+        <w:numPr>
+          <w:numId w:val="0"/>
+        </w:numPr>
+        <w:ind w:leftChars="0"/>
+        <w:jc w:val="center"/>
+      </w:pPr>
+      <w:r>
+        <w:drawing>
+          <wp:inline distT="0" distB="0" distL="114300" distR="114300">
+            <wp:extent cx="5720080" cy="5701665"/>
+            <wp:effectExtent l="0" t="0" r="10160" b="13335"/>
+            <wp:docPr id="8" name="Picture 8"/>
+            <wp:cNvGraphicFramePr>
+              <a:graphicFrameLocks xmlns:a="http://schemas.openxmlformats.org/drawingml/2006/main" noChangeAspect="1"/>
+            </wp:cNvGraphicFramePr>
+            <a:graphic xmlns:a="http://schemas.openxmlformats.org/drawingml/2006/main">
+              <a:graphicData uri="http://schemas.openxmlformats.org/drawingml/2006/picture">
+                <pic:pic xmlns:pic="http://schemas.openxmlformats.org/drawingml/2006/picture">
+                  <pic:nvPicPr>
+                    <pic:cNvPr id="8" name="Picture 8"/>
+                    <pic:cNvPicPr>
+                      <a:picLocks noChangeAspect="1"/>
+                    </pic:cNvPicPr>
+                  </pic:nvPicPr>
+                  <pic:blipFill>
+                    <a:blip r:embed="rId11"/>
+                    <a:stretch>
+                      <a:fillRect/>
+                    </a:stretch>
+                  </pic:blipFill>
+                  <pic:spPr>
+                    <a:xfrm>
+                      <a:off x="0" y="0"/>
+                      <a:ext cx="5720080" cy="5701665"/>
+                    </a:xfrm>
+                    <a:prstGeom prst="rect">
+                      <a:avLst/>
+                    </a:prstGeom>
+                    <a:noFill/>
+                    <a:ln>
+                      <a:noFill/>
+                    </a:ln>
+                  </pic:spPr>
+                </pic:pic>
+              </a:graphicData>
+            </a:graphic>
+          </wp:inline>
+        </w:drawing>
+      </w:r>
+    </w:p>
+    <w:p>
+      <w:pPr>
+        <w:numPr>
+          <w:numId w:val="0"/>
+        </w:numPr>
+        <w:ind w:leftChars="0"/>
+        <w:jc w:val="left"/>
+        <w:rPr>
+          <w:rFonts w:hint="default"/>
+          <w:b/>
+          <w:bCs/>
+          <w:lang w:val="en-US"/>
+        </w:rPr>
+      </w:pPr>
+      <w:r>
+        <w:rPr>
+          <w:rFonts w:hint="default"/>
+          <w:b/>
+          <w:bCs/>
+          <w:lang w:val="en-US"/>
+        </w:rPr>
+        <w:t>ACK</w:t>
+      </w:r>
+    </w:p>
+    <w:p>
+      <w:pPr>
+        <w:numPr>
+          <w:numId w:val="0"/>
+        </w:numPr>
+        <w:ind w:leftChars="0"/>
+        <w:jc w:val="left"/>
+      </w:pPr>
+      <w:r>
+        <w:drawing>
+          <wp:inline distT="0" distB="0" distL="114300" distR="114300">
+            <wp:extent cx="5719445" cy="5638165"/>
+            <wp:effectExtent l="0" t="0" r="10795" b="635"/>
+            <wp:docPr id="9" name="Picture 9"/>
+            <wp:cNvGraphicFramePr>
+              <a:graphicFrameLocks xmlns:a="http://schemas.openxmlformats.org/drawingml/2006/main" noChangeAspect="1"/>
+            </wp:cNvGraphicFramePr>
+            <a:graphic xmlns:a="http://schemas.openxmlformats.org/drawingml/2006/main">
+              <a:graphicData uri="http://schemas.openxmlformats.org/drawingml/2006/picture">
+                <pic:pic xmlns:pic="http://schemas.openxmlformats.org/drawingml/2006/picture">
+                  <pic:nvPicPr>
+                    <pic:cNvPr id="9" name="Picture 9"/>
+                    <pic:cNvPicPr>
+                      <a:picLocks noChangeAspect="1"/>
+                    </pic:cNvPicPr>
+                  </pic:nvPicPr>
+                  <pic:blipFill>
+                    <a:blip r:embed="rId12"/>
+                    <a:stretch>
+                      <a:fillRect/>
+                    </a:stretch>
+                  </pic:blipFill>
+                  <pic:spPr>
+                    <a:xfrm>
+                      <a:off x="0" y="0"/>
+                      <a:ext cx="5719445" cy="5638165"/>
+                    </a:xfrm>
+                    <a:prstGeom prst="rect">
+                      <a:avLst/>
+                    </a:prstGeom>
+                    <a:noFill/>
+                    <a:ln>
+                      <a:noFill/>
+                    </a:ln>
+                  </pic:spPr>
+                </pic:pic>
+              </a:graphicData>
+            </a:graphic>
+          </wp:inline>
+        </w:drawing>
+      </w:r>
+    </w:p>
+    <w:p>
+      <w:pPr>
+        <w:numPr>
+          <w:numId w:val="0"/>
+        </w:numPr>
+        <w:ind w:leftChars="0"/>
+        <w:jc w:val="left"/>
+        <w:rPr>
+          <w:rFonts w:hint="default"/>
+          <w:b/>
+          <w:bCs/>
+          <w:lang w:val="en-US"/>
+        </w:rPr>
+      </w:pPr>
+      <w:r>
+        <w:rPr>
+          <w:rFonts w:hint="default"/>
+          <w:b/>
+          <w:bCs/>
+          <w:lang w:val="en-US"/>
+        </w:rPr>
+        <w:t>Nhận xét chung:</w:t>
+      </w:r>
+    </w:p>
+    <w:p>
+      <w:pPr>
+        <w:numPr>
+          <w:numId w:val="0"/>
+        </w:numPr>
+        <w:ind w:leftChars="0"/>
+        <w:jc w:val="both"/>
+        <w:rPr>
+          <w:rFonts w:hint="default"/>
+          <w:lang w:val="en-US"/>
+        </w:rPr>
+      </w:pPr>
+      <w:r>
+        <w:rPr>
+          <w:rFonts w:hint="default"/>
+          <w:lang w:val="en-US"/>
+        </w:rPr>
+        <w:t>Các kiểu quét FIN, Xmas, NULL và ACK cho kết quả trạng thái cổng khác với TCP Connect/SYN Scan; đặc biệt có thể xuất hiện trạng thái open|filtered hoặc filtered. Các phương pháp này được sử dụng để khảo sát cách máy đích phản hồi với các gói TCP có cờ khác nhau.</w:t>
+      </w:r>
+    </w:p>
+    <w:p>
+      <w:pPr>
+        <w:numPr>
+          <w:ilvl w:val="0"/>
+          <w:numId w:val="1"/>
+        </w:numPr>
+        <w:ind w:left="0" w:leftChars="0" w:firstLine="0" w:firstLineChars="0"/>
+        <w:jc w:val="both"/>
+        <w:rPr>
+          <w:rFonts w:hint="default"/>
+          <w:b/>
+          <w:bCs/>
+          <w:lang w:val="en-US"/>
+        </w:rPr>
+      </w:pPr>
+      <w:r>
+        <w:rPr>
+          <w:rFonts w:hint="default"/>
+          <w:b/>
+          <w:bCs/>
+          <w:lang w:val="en-US"/>
+        </w:rPr>
+        <w:t>UDP</w:t>
+      </w:r>
+    </w:p>
+    <w:p>
+      <w:pPr>
+        <w:numPr>
+          <w:numId w:val="0"/>
+        </w:numPr>
+        <w:ind w:leftChars="0"/>
+        <w:jc w:val="both"/>
+      </w:pPr>
+      <w:r>
+        <w:drawing>
+          <wp:inline distT="0" distB="0" distL="114300" distR="114300">
+            <wp:extent cx="5720715" cy="6129020"/>
+            <wp:effectExtent l="0" t="0" r="9525" b="12700"/>
+            <wp:docPr id="11" name="Picture 11"/>
+            <wp:cNvGraphicFramePr>
+              <a:graphicFrameLocks xmlns:a="http://schemas.openxmlformats.org/drawingml/2006/main" noChangeAspect="1"/>
+            </wp:cNvGraphicFramePr>
+            <a:graphic xmlns:a="http://schemas.openxmlformats.org/drawingml/2006/main">
+              <a:graphicData uri="http://schemas.openxmlformats.org/drawingml/2006/picture">
+                <pic:pic xmlns:pic="http://schemas.openxmlformats.org/drawingml/2006/picture">
+                  <pic:nvPicPr>
+                    <pic:cNvPr id="11" name="Picture 11"/>
+                    <pic:cNvPicPr>
+                      <a:picLocks noChangeAspect="1"/>
+                    </pic:cNvPicPr>
+                  </pic:nvPicPr>
+                  <pic:blipFill>
+                    <a:blip r:embed="rId13"/>
+                    <a:stretch>
+                      <a:fillRect/>
+                    </a:stretch>
+                  </pic:blipFill>
+                  <pic:spPr>
+                    <a:xfrm>
+                      <a:off x="0" y="0"/>
+                      <a:ext cx="5720715" cy="6129020"/>
+                    </a:xfrm>
+                    <a:prstGeom prst="rect">
+                      <a:avLst/>
+                    </a:prstGeom>
+                    <a:noFill/>
+                    <a:ln>
+                      <a:noFill/>
+                    </a:ln>
+                  </pic:spPr>
+                </pic:pic>
+              </a:graphicData>
+            </a:graphic>
+          </wp:inline>
+        </w:drawing>
+      </w:r>
+    </w:p>
+    <w:p>
+      <w:pPr>
+        <w:numPr>
+          <w:ilvl w:val="0"/>
+          <w:numId w:val="1"/>
+        </w:numPr>
+        <w:ind w:left="0" w:leftChars="0" w:firstLine="0" w:firstLineChars="0"/>
+        <w:jc w:val="both"/>
+        <w:rPr>
+          <w:rFonts w:hint="default"/>
+          <w:b/>
+          <w:bCs/>
+          <w:lang w:val="en-US"/>
+        </w:rPr>
+      </w:pPr>
+      <w:r>
+        <w:rPr>
+          <w:rFonts w:hint="default"/>
+          <w:b/>
+          <w:bCs/>
+          <w:lang w:val="en-US"/>
+        </w:rPr>
+        <w:t>Service/Version Detection</w:t>
+      </w:r>
+    </w:p>
+    <w:p>
+      <w:pPr>
+        <w:numPr>
+          <w:numId w:val="0"/>
+        </w:numPr>
+        <w:ind w:leftChars="0"/>
+        <w:jc w:val="both"/>
+      </w:pPr>
+      <w:r>
+        <w:drawing>
+          <wp:inline distT="0" distB="0" distL="114300" distR="114300">
+            <wp:extent cx="5721350" cy="6231890"/>
+            <wp:effectExtent l="0" t="0" r="8890" b="1270"/>
+            <wp:docPr id="13" name="Picture 13"/>
+            <wp:cNvGraphicFramePr>
+              <a:graphicFrameLocks xmlns:a="http://schemas.openxmlformats.org/drawingml/2006/main" noChangeAspect="1"/>
+            </wp:cNvGraphicFramePr>
+            <a:graphic xmlns:a="http://schemas.openxmlformats.org/drawingml/2006/main">
+              <a:graphicData uri="http://schemas.openxmlformats.org/drawingml/2006/picture">
+                <pic:pic xmlns:pic="http://schemas.openxmlformats.org/drawingml/2006/picture">
+                  <pic:nvPicPr>
+                    <pic:cNvPr id="13" name="Picture 13"/>
+                    <pic:cNvPicPr>
+                      <a:picLocks noChangeAspect="1"/>
+                    </pic:cNvPicPr>
+                  </pic:nvPicPr>
+                  <pic:blipFill>
+                    <a:blip r:embed="rId14"/>
+                    <a:stretch>
+                      <a:fillRect/>
+                    </a:stretch>
+                  </pic:blipFill>
+                  <pic:spPr>
+                    <a:xfrm>
+                      <a:off x="0" y="0"/>
+                      <a:ext cx="5721350" cy="6231890"/>
+                    </a:xfrm>
+                    <a:prstGeom prst="rect">
+                      <a:avLst/>
+                    </a:prstGeom>
+                    <a:noFill/>
+                    <a:ln>
+                      <a:noFill/>
+                    </a:ln>
+                  </pic:spPr>
+                </pic:pic>
+              </a:graphicData>
+            </a:graphic>
+          </wp:inline>
+        </w:drawing>
+      </w:r>
+    </w:p>
+    <w:p>
+      <w:pPr>
+        <w:numPr>
+          <w:ilvl w:val="0"/>
+          <w:numId w:val="1"/>
+        </w:numPr>
+        <w:ind w:left="0" w:leftChars="0" w:firstLine="0" w:firstLineChars="0"/>
+        <w:jc w:val="both"/>
+        <w:rPr>
+          <w:rFonts w:hint="default"/>
+          <w:b/>
+          <w:bCs/>
+          <w:lang w:val="en-US"/>
+        </w:rPr>
+      </w:pPr>
+      <w:r>
+        <w:rPr>
+          <w:rFonts w:hint="default"/>
+          <w:b/>
+          <w:bCs/>
+          <w:lang w:val="en-US"/>
+        </w:rPr>
+        <w:t>OS Detection</w:t>
+      </w:r>
+    </w:p>
+    <w:p>
+      <w:pPr>
+        <w:numPr>
+          <w:numId w:val="0"/>
+        </w:numPr>
+        <w:ind w:leftChars="0"/>
+        <w:jc w:val="both"/>
+      </w:pPr>
+      <w:r>
+        <w:drawing>
+          <wp:inline distT="0" distB="0" distL="114300" distR="114300">
+            <wp:extent cx="5721350" cy="5922645"/>
+            <wp:effectExtent l="0" t="0" r="8890" b="5715"/>
+            <wp:docPr id="15" name="Picture 15"/>
+            <wp:cNvGraphicFramePr>
+              <a:graphicFrameLocks xmlns:a="http://schemas.openxmlformats.org/drawingml/2006/main" noChangeAspect="1"/>
+            </wp:cNvGraphicFramePr>
+            <a:graphic xmlns:a="http://schemas.openxmlformats.org/drawingml/2006/main">
+              <a:graphicData uri="http://schemas.openxmlformats.org/drawingml/2006/picture">
+                <pic:pic xmlns:pic="http://schemas.openxmlformats.org/drawingml/2006/picture">
+                  <pic:nvPicPr>
+                    <pic:cNvPr id="15" name="Picture 15"/>
+                    <pic:cNvPicPr>
+                      <a:picLocks noChangeAspect="1"/>
+                    </pic:cNvPicPr>
+                  </pic:nvPicPr>
+                  <pic:blipFill>
+                    <a:blip r:embed="rId15"/>
+                    <a:stretch>
+                      <a:fillRect/>
+                    </a:stretch>
+                  </pic:blipFill>
+                  <pic:spPr>
+                    <a:xfrm>
+                      <a:off x="0" y="0"/>
+                      <a:ext cx="5721350" cy="5922645"/>
+                    </a:xfrm>
+                    <a:prstGeom prst="rect">
+                      <a:avLst/>
+                    </a:prstGeom>
+                    <a:noFill/>
+                    <a:ln>
+                      <a:noFill/>
+                    </a:ln>
+                  </pic:spPr>
+                </pic:pic>
+              </a:graphicData>
+            </a:graphic>
+          </wp:inline>
+        </w:drawing>
+      </w:r>
+    </w:p>
+    <w:p>
+      <w:pPr>
+        <w:numPr>
+          <w:ilvl w:val="0"/>
+          <w:numId w:val="1"/>
+        </w:numPr>
+        <w:ind w:left="0" w:leftChars="0" w:firstLine="0" w:firstLineChars="0"/>
+        <w:jc w:val="both"/>
+        <w:rPr>
+          <w:rFonts w:hint="default"/>
+          <w:b/>
+          <w:bCs/>
+          <w:lang w:val="en-US"/>
+        </w:rPr>
+      </w:pPr>
+      <w:r>
+        <w:rPr>
+          <w:rFonts w:hint="default"/>
+          <w:b/>
+          <w:bCs/>
+          <w:lang w:val="en-US"/>
+        </w:rPr>
+        <w:t>NSE SMB / MS17-010</w:t>
+      </w:r>
+    </w:p>
+    <w:p>
+      <w:pPr>
+        <w:numPr>
+          <w:numId w:val="0"/>
+        </w:numPr>
+        <w:ind w:leftChars="0"/>
+        <w:jc w:val="both"/>
+        <w:rPr>
+          <w:rFonts w:hint="default"/>
+          <w:b/>
+          <w:bCs/>
+          <w:lang w:val="en-US"/>
+        </w:rPr>
+      </w:pPr>
+      <w:r>
+        <w:drawing>
+          <wp:inline distT="0" distB="0" distL="114300" distR="114300">
+            <wp:extent cx="5724525" cy="5520055"/>
+            <wp:effectExtent l="0" t="0" r="5715" b="12065"/>
+            <wp:docPr id="18" name="Picture 18"/>
+            <wp:cNvGraphicFramePr>
+              <a:graphicFrameLocks xmlns:a="http://schemas.openxmlformats.org/drawingml/2006/main" noChangeAspect="1"/>
+            </wp:cNvGraphicFramePr>
+            <a:graphic xmlns:a="http://schemas.openxmlformats.org/drawingml/2006/main">
+              <a:graphicData uri="http://schemas.openxmlformats.org/drawingml/2006/picture">
+                <pic:pic xmlns:pic="http://schemas.openxmlformats.org/drawingml/2006/picture">
+                  <pic:nvPicPr>
+                    <pic:cNvPr id="18" name="Picture 18"/>
+                    <pic:cNvPicPr>
+                      <a:picLocks noChangeAspect="1"/>
+                    </pic:cNvPicPr>
+                  </pic:nvPicPr>
+                  <pic:blipFill>
+                    <a:blip r:embed="rId16"/>
+                    <a:stretch>
+                      <a:fillRect/>
+                    </a:stretch>
+                  </pic:blipFill>
+                  <pic:spPr>
+                    <a:xfrm>
+                      <a:off x="0" y="0"/>
+                      <a:ext cx="5724525" cy="5520055"/>
                     </a:xfrm>
                     <a:prstGeom prst="rect">
                       <a:avLst/>
@@ -615,7 +1881,7 @@
     <w:qFormat/>
     <w:uiPriority w:val="0"/>
   </w:style>
-  <w:style w:type="table" w:default="1" w:styleId="9">
+  <w:style w:type="table" w:default="1" w:styleId="10">
     <w:name w:val="Normal Table"/>
     <w:semiHidden/>
     <w:uiPriority w:val="0"/>
@@ -630,11 +1896,17 @@
   </w:style>
   <w:style w:type="paragraph" w:styleId="6">
     <w:name w:val="Normal (Web)"/>
-    <w:basedOn w:val="1"/>
     <w:uiPriority w:val="0"/>
+    <w:pPr>
+      <w:spacing w:before="0" w:beforeAutospacing="1" w:after="0" w:afterAutospacing="1"/>
+      <w:ind w:left="0" w:right="0"/>
+      <w:jc w:val="left"/>
+    </w:pPr>
     <w:rPr>
+      <w:kern w:val="0"/>
       <w:sz w:val="24"/>
       <w:szCs w:val="24"/>
+      <w:lang w:val="en-US" w:eastAsia="zh-CN" w:bidi="ar"/>
     </w:rPr>
   </w:style>
   <w:style w:type="character" w:styleId="8">
@@ -647,7 +1919,17 @@
       <w:szCs w:val="20"/>
     </w:rPr>
   </w:style>
-  <w:style w:type="paragraph" w:customStyle="1" w:styleId="10">
+  <w:style w:type="character" w:styleId="9">
+    <w:name w:val="Strong"/>
+    <w:basedOn w:val="7"/>
+    <w:qFormat/>
+    <w:uiPriority w:val="0"/>
+    <w:rPr>
+      <w:b/>
+      <w:bCs/>
+    </w:rPr>
+  </w:style>
+  <w:style w:type="paragraph" w:customStyle="1" w:styleId="11">
     <w:name w:val="Style1"/>
     <w:basedOn w:val="3"/>
     <w:next w:val="1"/>
@@ -668,7 +1950,7 @@
       </w14:textFill>
     </w:rPr>
   </w:style>
-  <w:style w:type="paragraph" w:customStyle="1" w:styleId="11">
+  <w:style w:type="paragraph" w:customStyle="1" w:styleId="12">
     <w:name w:val="Style2"/>
     <w:basedOn w:val="3"/>
     <w:next w:val="1"/>
@@ -686,7 +1968,7 @@
       </w14:textFill>
     </w:rPr>
   </w:style>
-  <w:style w:type="paragraph" w:customStyle="1" w:styleId="12">
+  <w:style w:type="paragraph" w:customStyle="1" w:styleId="13">
     <w:name w:val="Style3"/>
     <w:basedOn w:val="4"/>
     <w:next w:val="1"/>
